--- a/evidence/Logbook.14-17.1.docx
+++ b/evidence/Logbook.14-17.1.docx
@@ -3,1071 +3,605 @@
 <w:document xmlns:wpc="http://schemas.microsoft.com/office/word/2010/wordprocessingCanvas" xmlns:cx="http://schemas.microsoft.com/office/drawing/2014/chartex" xmlns:cx1="http://schemas.microsoft.com/office/drawing/2015/9/8/chartex" xmlns:cx2="http://schemas.microsoft.com/office/drawing/2015/10/21/chartex" xmlns:cx3="http://schemas.microsoft.com/office/drawing/2016/5/9/chartex" xmlns:cx4="http://schemas.microsoft.com/office/drawing/2016/5/10/chartex" xmlns:cx5="http://schemas.microsoft.com/office/drawing/2016/5/11/chartex" xmlns:cx6="http://schemas.microsoft.com/office/drawing/2016/5/12/chartex" xmlns:cx7="http://schemas.microsoft.com/office/drawing/2016/5/13/chartex" xmlns:cx8="http://schemas.microsoft.com/office/drawing/2016/5/14/chartex" xmlns:mc="http://schemas.openxmlformats.org/markup-compatibility/2006" xmlns:aink="http://schemas.microsoft.com/office/drawing/2016/ink" xmlns:am3d="http://schemas.microsoft.com/office/drawing/2017/model3d" xmlns:o="urn:schemas-microsoft-com:office:office" xmlns:oel="http://schemas.microsoft.com/office/2019/extlst" xmlns:r="http://schemas.openxmlformats.org/officeDocument/2006/relationships" xmlns:m="http://schemas.openxmlformats.org/officeDocument/2006/math" xmlns:v="urn:schemas-microsoft-com:vml" xmlns:wp14="http://schemas.microsoft.com/office/word/2010/wordprocessingDrawing" xmlns:wp="http://schemas.openxmlformats.org/drawingml/2006/wordprocessingDrawing" xmlns:w10="urn:schemas-microsoft-com:office:word" xmlns:w="http://schemas.openxmlformats.org/wordprocessingml/2006/main" xmlns:w14="http://schemas.microsoft.com/office/word/2010/wordml" xmlns:w15="http://schemas.microsoft.com/office/word/2012/wordml" xmlns:w16cex="http://schemas.microsoft.com/office/word/2018/wordml/cex" xmlns:w16cid="http://schemas.microsoft.com/office/word/2016/wordml/cid" xmlns:w16="http://schemas.microsoft.com/office/word/2018/wordml" xmlns:w16du="http://schemas.microsoft.com/office/word/2023/wordml/word16du" xmlns:w16sdtdh="http://schemas.microsoft.com/office/word/2020/wordml/sdtdatahash" xmlns:w16sdtfl="http://schemas.microsoft.com/office/word/2024/wordml/sdtformatlock" xmlns:w16se="http://schemas.microsoft.com/office/word/2015/wordml/symex" xmlns:wpg="http://schemas.microsoft.com/office/word/2010/wordprocessingGroup" xmlns:wpi="http://schemas.microsoft.com/office/word/2010/wordprocessingInk" xmlns:wne="http://schemas.microsoft.com/office/word/2006/wordml" xmlns:wps="http://schemas.microsoft.com/office/word/2010/wordprocessingShape" mc:Ignorable="w14 w15 w16se w16cid w16 w16cex w16sdtdh w16sdtfl w16du wp14">
   <w:body>
     <w:p>
+      <w:r>
+        <w:t xml:space="preserve">Agile Logbook — Samkelo </w:t>
+      </w:r>
+      <w:proofErr w:type="spellStart"/>
+      <w:r>
+        <w:t>Mbekwa</w:t>
+      </w:r>
+      <w:proofErr w:type="spellEnd"/>
+    </w:p>
+    <w:p>
+      <w:pPr>
+        <w:rPr>
+          <w:b/>
+          <w:bCs/>
+        </w:rPr>
+      </w:pPr>
+      <w:r>
+        <w:rPr>
+          <w:b/>
+          <w:bCs/>
+        </w:rPr>
+        <w:t>14 July 2026</w:t>
+      </w:r>
+    </w:p>
+    <w:p>
+      <w:pPr>
+        <w:rPr>
+          <w:b/>
+          <w:bCs/>
+        </w:rPr>
+      </w:pPr>
+      <w:r>
+        <w:rPr>
+          <w:b/>
+          <w:bCs/>
+        </w:rPr>
+        <w:t>15-Minute Daily Stand-up</w:t>
+      </w:r>
+    </w:p>
+    <w:p>
+      <w:pPr>
+        <w:rPr>
+          <w:b/>
+          <w:bCs/>
+        </w:rPr>
+      </w:pPr>
+      <w:r>
+        <w:rPr>
+          <w:b/>
+          <w:bCs/>
+        </w:rPr>
+        <w:t>1. What did I complete since the last stand-up?</w:t>
+      </w:r>
+    </w:p>
+    <w:p>
+      <w:r>
+        <w:t xml:space="preserve">Reviewed my responsibilities as the Backend Developer / Writer for the </w:t>
+      </w:r>
+      <w:proofErr w:type="spellStart"/>
+      <w:r>
+        <w:t>DealNest</w:t>
+      </w:r>
+      <w:proofErr w:type="spellEnd"/>
+      <w:r>
+        <w:t xml:space="preserve"> project.</w:t>
+      </w:r>
+    </w:p>
+    <w:p>
+      <w:r>
+        <w:t>Identified the importance of authentication and security in protecting user accounts.</w:t>
+      </w:r>
+    </w:p>
+    <w:p>
+      <w:r>
+        <w:t>Considered the backend requirements needed to support the application's features.</w:t>
+      </w:r>
+    </w:p>
+    <w:p>
+      <w:pPr>
+        <w:rPr>
+          <w:b/>
+          <w:bCs/>
+        </w:rPr>
+      </w:pPr>
+      <w:r>
+        <w:rPr>
+          <w:b/>
+          <w:bCs/>
+        </w:rPr>
+        <w:t>2. What am I planning to complete between now and the next stand-up?</w:t>
+      </w:r>
+    </w:p>
+    <w:p>
+      <w:r>
+        <w:t>Review the requirements for the authentication refresh-token endpoint.</w:t>
+      </w:r>
+    </w:p>
+    <w:p>
+      <w:r>
+        <w:t>Identify the functional requirements for the Administrator role.</w:t>
+      </w:r>
+    </w:p>
+    <w:p>
+      <w:r>
+        <w:t>Discuss backend requirements with the team.</w:t>
+      </w:r>
+    </w:p>
+    <w:p>
+      <w:pPr>
+        <w:rPr>
+          <w:b/>
+          <w:bCs/>
+        </w:rPr>
+      </w:pPr>
+      <w:r>
+        <w:rPr>
+          <w:b/>
+          <w:bCs/>
+        </w:rPr>
+        <w:t>3. What are my impediments (or risks or problems)?</w:t>
+      </w:r>
+    </w:p>
+    <w:p>
+      <w:r>
+        <w:t>I need to ensure that the backend requirements are clear before implementation begins.</w:t>
+      </w:r>
+    </w:p>
+    <w:p>
+      <w:r>
+        <w:t>Retrospective</w:t>
+      </w:r>
+    </w:p>
+    <w:p>
+      <w:r>
+        <w:t xml:space="preserve">Understanding my backend responsibilities helped me identify how authentication, security, and requirements gathering contribute to the </w:t>
+      </w:r>
+      <w:proofErr w:type="spellStart"/>
+      <w:r>
+        <w:t>DealNest</w:t>
+      </w:r>
+      <w:proofErr w:type="spellEnd"/>
+      <w:r>
+        <w:t xml:space="preserve"> application.</w:t>
+      </w:r>
+    </w:p>
+    <w:p>
+      <w:r>
+        <w:t>Adjustment</w:t>
+      </w:r>
+    </w:p>
+    <w:p>
+      <w:r>
+        <w:t>Clarify the backend requirements and confirm the expected functionality before implementation.</w:t>
+      </w:r>
+    </w:p>
+    <w:p>
+      <w:r>
+        <w:pict w14:anchorId="31EB56FC">
+          <v:rect id="_x0000_i1025" style="width:0;height:1.5pt" o:hralign="center" o:hrstd="t" o:hr="t" fillcolor="#a0a0a0" stroked="f"/>
+        </w:pict>
+      </w:r>
+    </w:p>
+    <w:p>
+      <w:pPr>
+        <w:rPr>
+          <w:b/>
+          <w:bCs/>
+        </w:rPr>
+      </w:pPr>
+      <w:r>
+        <w:rPr>
+          <w:b/>
+          <w:bCs/>
+        </w:rPr>
+        <w:t>15 July 2026</w:t>
+      </w:r>
+    </w:p>
+    <w:p>
+      <w:pPr>
+        <w:rPr>
+          <w:b/>
+          <w:bCs/>
+        </w:rPr>
+      </w:pPr>
+      <w:r>
+        <w:rPr>
+          <w:b/>
+          <w:bCs/>
+        </w:rPr>
+        <w:t>15-Minute Daily Stand-up</w:t>
+      </w:r>
+    </w:p>
+    <w:p>
+      <w:pPr>
+        <w:rPr>
+          <w:b/>
+          <w:bCs/>
+        </w:rPr>
+      </w:pPr>
+      <w:r>
+        <w:rPr>
+          <w:b/>
+          <w:bCs/>
+        </w:rPr>
+        <w:t>1. What did I complete since the last stand-up?</w:t>
+      </w:r>
+    </w:p>
+    <w:p>
+      <w:r>
+        <w:t>Reviewed the purpose of the refresh-token endpoint in the authentication process.</w:t>
+      </w:r>
+    </w:p>
+    <w:p>
+      <w:r>
+        <w:t>Considered the functional requirements needed for the Administrator role.</w:t>
+      </w:r>
+    </w:p>
+    <w:p>
+      <w:r>
+        <w:t>Identified the importance of defining clear requirements before developing backend features.</w:t>
+      </w:r>
+    </w:p>
+    <w:p>
+      <w:pPr>
+        <w:rPr>
+          <w:b/>
+          <w:bCs/>
+        </w:rPr>
+      </w:pPr>
+      <w:r>
+        <w:rPr>
+          <w:b/>
+          <w:bCs/>
+        </w:rPr>
+        <w:t>2. What am I planning to complete between now and the next stand-up?</w:t>
+      </w:r>
+    </w:p>
+    <w:p>
+      <w:r>
+        <w:lastRenderedPageBreak/>
+        <w:t>Continue reviewing the authentication requirements.</w:t>
+      </w:r>
+    </w:p>
+    <w:p>
+      <w:r>
+        <w:t>Identify the main functions and permissions required by the Administrator.</w:t>
+      </w:r>
+    </w:p>
+    <w:p>
+      <w:r>
+        <w:t>Prepare the requirements needed to guide backend development.</w:t>
+      </w:r>
+    </w:p>
+    <w:p>
+      <w:pPr>
+        <w:rPr>
+          <w:b/>
+          <w:bCs/>
+        </w:rPr>
+      </w:pPr>
+      <w:r>
+        <w:rPr>
+          <w:b/>
+          <w:bCs/>
+        </w:rPr>
+        <w:t>3. What are my impediments (or risks or problems)?</w:t>
+      </w:r>
+    </w:p>
+    <w:p>
+      <w:r>
+        <w:t>Unclear or incomplete requirements could lead to implementation errors or unnecessary changes.</w:t>
+      </w:r>
+    </w:p>
+    <w:p>
+      <w:r>
+        <w:t>Retrospective</w:t>
+      </w:r>
+    </w:p>
+    <w:p>
+      <w:r>
+        <w:t>Reviewing the backend and Administrator requirements highlighted the importance of understanding what the system must do before development.</w:t>
+      </w:r>
+    </w:p>
+    <w:p>
+      <w:r>
+        <w:t>Adjustment</w:t>
+      </w:r>
+    </w:p>
+    <w:p>
+      <w:r>
+        <w:t>Document and clarify the requirements so they can guide implementation and testing.</w:t>
+      </w:r>
+    </w:p>
+    <w:p>
+      <w:r>
+        <w:pict w14:anchorId="2C74C176">
+          <v:rect id="_x0000_i1026" style="width:0;height:1.5pt" o:hralign="center" o:hrstd="t" o:hr="t" fillcolor="#a0a0a0" stroked="f"/>
+        </w:pict>
+      </w:r>
+    </w:p>
+    <w:p>
+      <w:pPr>
+        <w:rPr>
+          <w:b/>
+          <w:bCs/>
+        </w:rPr>
+      </w:pPr>
+      <w:r>
+        <w:rPr>
+          <w:b/>
+          <w:bCs/>
+        </w:rPr>
+        <w:t>16 July 2026</w:t>
+      </w:r>
+    </w:p>
+    <w:p>
+      <w:pPr>
+        <w:rPr>
+          <w:b/>
+          <w:bCs/>
+        </w:rPr>
+      </w:pPr>
+      <w:r>
+        <w:rPr>
+          <w:b/>
+          <w:bCs/>
+        </w:rPr>
+        <w:t>15-Minute Daily Stand-up</w:t>
+      </w:r>
+    </w:p>
+    <w:p>
+      <w:pPr>
+        <w:rPr>
+          <w:b/>
+          <w:bCs/>
+        </w:rPr>
+      </w:pPr>
+      <w:r>
+        <w:rPr>
+          <w:b/>
+          <w:bCs/>
+        </w:rPr>
+        <w:t>1. What did I complete since the last stand-up?</w:t>
+      </w:r>
+    </w:p>
+    <w:p>
+      <w:r>
+        <w:t>Continued identifying the requirements associated with authentication and backend security.</w:t>
+      </w:r>
+    </w:p>
+    <w:p>
+      <w:r>
+        <w:t>Reviewed the Administrator role to understand the functions the system should support.</w:t>
+      </w:r>
+    </w:p>
+    <w:p>
+      <w:r>
+        <w:t>Considered how the requirements could guide the design of the backend API.</w:t>
+      </w:r>
+    </w:p>
+    <w:p>
+      <w:pPr>
+        <w:rPr>
+          <w:b/>
+          <w:bCs/>
+        </w:rPr>
+      </w:pPr>
+      <w:r>
+        <w:rPr>
+          <w:b/>
+          <w:bCs/>
+        </w:rPr>
+        <w:t>2. What am I planning to complete between now and the next stand-up?</w:t>
+      </w:r>
+    </w:p>
+    <w:p>
+      <w:r>
+        <w:t>Refine the requirements for the refresh-token endpoint.</w:t>
+      </w:r>
+    </w:p>
+    <w:p>
+      <w:r>
+        <w:t>Continue gathering the Administrator's functional requirements.</w:t>
+      </w:r>
+    </w:p>
+    <w:p>
+      <w:r>
+        <w:t>Identify questions that need clarification from the team.</w:t>
+      </w:r>
+    </w:p>
+    <w:p>
+      <w:pPr>
+        <w:rPr>
+          <w:b/>
+          <w:bCs/>
+        </w:rPr>
+      </w:pPr>
+      <w:r>
+        <w:rPr>
+          <w:b/>
+          <w:bCs/>
+        </w:rPr>
+        <w:t>3. What are my impediments (or risks or problems)?</w:t>
+      </w:r>
+    </w:p>
+    <w:p>
+      <w:r>
+        <w:t>The backend implementation depends on having a clear understanding of authentication behaviour and Administrator requirements.</w:t>
+      </w:r>
+    </w:p>
+    <w:p>
+      <w:r>
+        <w:t>Retrospective</w:t>
+      </w:r>
+    </w:p>
+    <w:p>
+      <w:r>
+        <w:t>Breaking down the requirements helped me understand how planning supports the development of secure and functional backend services.</w:t>
+      </w:r>
+    </w:p>
+    <w:p>
+      <w:r>
+        <w:lastRenderedPageBreak/>
+        <w:t>Adjustment</w:t>
+      </w:r>
+    </w:p>
+    <w:p>
+      <w:r>
+        <w:t>Resolve unclear requirements with the team before proceeding with implementation.</w:t>
+      </w:r>
+    </w:p>
+    <w:p>
+      <w:r>
+        <w:pict w14:anchorId="162EA363">
+          <v:rect id="_x0000_i1027" style="width:0;height:1.5pt" o:hralign="center" o:hrstd="t" o:hr="t" fillcolor="#a0a0a0" stroked="f"/>
+        </w:pict>
+      </w:r>
+    </w:p>
+    <w:p>
+      <w:pPr>
+        <w:rPr>
+          <w:b/>
+          <w:bCs/>
+        </w:rPr>
+      </w:pPr>
+      <w:r>
+        <w:rPr>
+          <w:b/>
+          <w:bCs/>
+        </w:rPr>
+        <w:t>17 July 2026</w:t>
+      </w:r>
+    </w:p>
+    <w:p>
+      <w:pPr>
+        <w:rPr>
+          <w:b/>
+          <w:bCs/>
+        </w:rPr>
+      </w:pPr>
+      <w:r>
+        <w:rPr>
+          <w:b/>
+          <w:bCs/>
+        </w:rPr>
+        <w:t>15-Minute Daily Stand-up</w:t>
+      </w:r>
+    </w:p>
+    <w:p>
+      <w:pPr>
+        <w:rPr>
+          <w:b/>
+          <w:bCs/>
+        </w:rPr>
+      </w:pPr>
+      <w:r>
+        <w:rPr>
+          <w:b/>
+          <w:bCs/>
+        </w:rPr>
+        <w:t>1. What did I complete since the last stand-up?</w:t>
+      </w:r>
+    </w:p>
+    <w:p>
+      <w:r>
+        <w:t xml:space="preserve">Reviewed the backend tasks assigned to me for the </w:t>
+      </w:r>
+      <w:proofErr w:type="spellStart"/>
+      <w:r>
+        <w:t>DealNest</w:t>
+      </w:r>
+      <w:proofErr w:type="spellEnd"/>
+      <w:r>
+        <w:t xml:space="preserve"> project.</w:t>
+      </w:r>
+    </w:p>
+    <w:p>
+      <w:r>
+        <w:t>Consolidated the requirements relating to authentication and the Administrator role.</w:t>
+      </w:r>
+    </w:p>
+    <w:p>
+      <w:r>
+        <w:t>Considered how the planned backend work would support the application's overall functionality.</w:t>
+      </w:r>
+    </w:p>
+    <w:p>
+      <w:pPr>
+        <w:rPr>
+          <w:b/>
+          <w:bCs/>
+        </w:rPr>
+      </w:pPr>
+      <w:r>
+        <w:rPr>
+          <w:b/>
+          <w:bCs/>
+        </w:rPr>
+        <w:t>2. What am I planning to complete between now and the next stand-up?</w:t>
+      </w:r>
+    </w:p>
+    <w:p>
+      <w:r>
+        <w:t>Prepare to implement the refresh-token endpoint according to the agreed requirements.</w:t>
+      </w:r>
+    </w:p>
+    <w:p>
+      <w:r>
+        <w:t>Continue refining the Administrator requirements.</w:t>
+      </w:r>
+    </w:p>
+    <w:p>
+      <w:r>
+        <w:t>Coordinate with the team to ensure the backend work aligns with the project needs.</w:t>
+      </w:r>
+    </w:p>
+    <w:p>
+      <w:pPr>
+        <w:rPr>
+          <w:b/>
+          <w:bCs/>
+        </w:rPr>
+      </w:pPr>
+      <w:r>
+        <w:rPr>
+          <w:b/>
+          <w:bCs/>
+        </w:rPr>
+        <w:t>3. What are my impediments (or risks or problems)?</w:t>
+      </w:r>
+    </w:p>
+    <w:p>
+      <w:r>
+        <w:t>The implementation may require further clarification if authentication or Administrator requirements change.</w:t>
+      </w:r>
+    </w:p>
+    <w:p>
+      <w:pPr>
+        <w:rPr>
+          <w:b/>
+          <w:bCs/>
+        </w:rPr>
+      </w:pPr>
+      <w:r>
+        <w:rPr>
+          <w:b/>
+          <w:bCs/>
+        </w:rPr>
+        <w:t>Retrospective</w:t>
+      </w:r>
+    </w:p>
+    <w:p>
+      <w:r>
+        <w:t>The planning activities helped establish a clearer direction for my backend responsibilities and showed the importance of aligning technical work with project requirements.</w:t>
+      </w:r>
+    </w:p>
+    <w:p>
+      <w:pPr>
+        <w:rPr>
+          <w:b/>
+          <w:bCs/>
+        </w:rPr>
+      </w:pPr>
+      <w:r>
+        <w:rPr>
+          <w:b/>
+          <w:bCs/>
+        </w:rPr>
+        <w:t>Adjustment</w:t>
+      </w:r>
+    </w:p>
+    <w:p>
       <w:pPr>
         <w:rPr>
           <w:rFonts w:ascii="Abadi" w:hAnsi="Abadi" w:cs="Calibri"/>
-          <w:b/>
-          <w:bCs/>
-          <w:color w:val="156082" w:themeColor="accent1"/>
-        </w:rPr>
-      </w:pPr>
-      <w:r>
-        <w:rPr>
-          <w:rFonts w:ascii="Abadi" w:hAnsi="Abadi" w:cs="Calibri"/>
-          <w:b/>
-          <w:bCs/>
-          <w:color w:val="156082" w:themeColor="accent1"/>
-        </w:rPr>
-        <w:t>14 July 2026</w:t>
-      </w:r>
-    </w:p>
-    <w:p>
-      <w:pPr>
-        <w:rPr>
-          <w:rFonts w:ascii="Abadi" w:hAnsi="Abadi" w:cs="Calibri"/>
-          <w:b/>
-          <w:bCs/>
-        </w:rPr>
-      </w:pPr>
-      <w:r>
-        <w:rPr>
-          <w:rFonts w:ascii="Abadi" w:hAnsi="Abadi" w:cs="Calibri"/>
-          <w:b/>
-          <w:bCs/>
-        </w:rPr>
-        <w:t>15-Minute Daily Stand-up</w:t>
-      </w:r>
-    </w:p>
-    <w:p>
-      <w:pPr>
-        <w:rPr>
-          <w:rFonts w:ascii="Abadi" w:hAnsi="Abadi" w:cs="Calibri"/>
-          <w:b/>
-          <w:bCs/>
-        </w:rPr>
-      </w:pPr>
-      <w:r>
-        <w:rPr>
-          <w:rFonts w:ascii="Abadi" w:hAnsi="Abadi" w:cs="Calibri"/>
-          <w:b/>
-          <w:bCs/>
-        </w:rPr>
-        <w:t>1. What did I complete since the last stand-up?</w:t>
-      </w:r>
-    </w:p>
-    <w:p>
-      <w:pPr>
-        <w:numPr>
-          <w:ilvl w:val="0"/>
-          <w:numId w:val="1"/>
-        </w:numPr>
-        <w:rPr>
-          <w:rFonts w:ascii="Abadi" w:hAnsi="Abadi" w:cs="Calibri"/>
-        </w:rPr>
-      </w:pPr>
-      <w:r>
-        <w:rPr>
-          <w:rFonts w:ascii="Abadi" w:hAnsi="Abadi" w:cs="Calibri"/>
-        </w:rPr>
-        <w:t xml:space="preserve">Assisted the team with designing the user interface in Figma. </w:t>
-      </w:r>
-    </w:p>
-    <w:p>
-      <w:pPr>
-        <w:numPr>
-          <w:ilvl w:val="0"/>
-          <w:numId w:val="1"/>
-        </w:numPr>
-        <w:rPr>
-          <w:rFonts w:ascii="Abadi" w:hAnsi="Abadi" w:cs="Calibri"/>
-        </w:rPr>
-      </w:pPr>
-      <w:r>
-        <w:rPr>
-          <w:rFonts w:ascii="Abadi" w:hAnsi="Abadi" w:cs="Calibri"/>
-        </w:rPr>
-        <w:t xml:space="preserve">Contributed ideas for the layout of the home page and navigation. </w:t>
-      </w:r>
-    </w:p>
-    <w:p>
-      <w:pPr>
-        <w:numPr>
-          <w:ilvl w:val="0"/>
-          <w:numId w:val="1"/>
-        </w:numPr>
-        <w:rPr>
-          <w:rFonts w:ascii="Abadi" w:hAnsi="Abadi" w:cs="Calibri"/>
-        </w:rPr>
-      </w:pPr>
-      <w:r>
-        <w:rPr>
-          <w:rFonts w:ascii="Abadi" w:hAnsi="Abadi" w:cs="Calibri"/>
-        </w:rPr>
-        <w:t xml:space="preserve">Reviewed the core features to ensure they were reflected in the design. </w:t>
-      </w:r>
-    </w:p>
-    <w:p>
-      <w:pPr>
-        <w:rPr>
-          <w:rFonts w:ascii="Abadi" w:hAnsi="Abadi" w:cs="Calibri"/>
-          <w:b/>
-          <w:bCs/>
-        </w:rPr>
-      </w:pPr>
-      <w:r>
-        <w:rPr>
-          <w:rFonts w:ascii="Abadi" w:hAnsi="Abadi" w:cs="Calibri"/>
-          <w:b/>
-          <w:bCs/>
-        </w:rPr>
-        <w:t>2. What am I planning to complete between now and the next stand-up?</w:t>
-      </w:r>
-    </w:p>
-    <w:p>
-      <w:pPr>
-        <w:numPr>
-          <w:ilvl w:val="0"/>
-          <w:numId w:val="2"/>
-        </w:numPr>
-        <w:rPr>
-          <w:rFonts w:ascii="Abadi" w:hAnsi="Abadi" w:cs="Calibri"/>
-        </w:rPr>
-      </w:pPr>
-      <w:r>
-        <w:rPr>
-          <w:rFonts w:ascii="Abadi" w:hAnsi="Abadi" w:cs="Calibri"/>
-        </w:rPr>
-        <w:t xml:space="preserve">Continue improving the Figma screens. </w:t>
-      </w:r>
-    </w:p>
-    <w:p>
-      <w:pPr>
-        <w:numPr>
-          <w:ilvl w:val="0"/>
-          <w:numId w:val="2"/>
-        </w:numPr>
-        <w:rPr>
-          <w:rFonts w:ascii="Abadi" w:hAnsi="Abadi" w:cs="Calibri"/>
-        </w:rPr>
-      </w:pPr>
-      <w:r>
-        <w:rPr>
-          <w:rFonts w:ascii="Abadi" w:hAnsi="Abadi" w:cs="Calibri"/>
-        </w:rPr>
-        <w:t xml:space="preserve">Work with the team to refine the user flow. </w:t>
-      </w:r>
-    </w:p>
-    <w:p>
-      <w:pPr>
-        <w:numPr>
-          <w:ilvl w:val="0"/>
-          <w:numId w:val="2"/>
-        </w:numPr>
-        <w:rPr>
-          <w:rFonts w:ascii="Abadi" w:hAnsi="Abadi" w:cs="Calibri"/>
-        </w:rPr>
-      </w:pPr>
-      <w:r>
-        <w:rPr>
-          <w:rFonts w:ascii="Abadi" w:hAnsi="Abadi" w:cs="Calibri"/>
-        </w:rPr>
-        <w:t xml:space="preserve">Prepare additional screens for the application. </w:t>
-      </w:r>
-    </w:p>
-    <w:p>
-      <w:pPr>
-        <w:rPr>
-          <w:rFonts w:ascii="Abadi" w:hAnsi="Abadi" w:cs="Calibri"/>
-          <w:b/>
-          <w:bCs/>
-        </w:rPr>
-      </w:pPr>
-      <w:r>
-        <w:rPr>
-          <w:rFonts w:ascii="Abadi" w:hAnsi="Abadi" w:cs="Calibri"/>
-          <w:b/>
-          <w:bCs/>
-        </w:rPr>
-        <w:t>3. What are my impediments (or risks or problems)?</w:t>
-      </w:r>
-    </w:p>
-    <w:p>
-      <w:pPr>
-        <w:numPr>
-          <w:ilvl w:val="0"/>
-          <w:numId w:val="3"/>
-        </w:numPr>
-        <w:rPr>
-          <w:rFonts w:ascii="Abadi" w:hAnsi="Abadi" w:cs="Calibri"/>
-        </w:rPr>
-      </w:pPr>
-      <w:r>
-        <w:rPr>
-          <w:rFonts w:ascii="Abadi" w:hAnsi="Abadi" w:cs="Calibri"/>
-        </w:rPr>
-        <w:t xml:space="preserve">We are still discussing the best layout for some screens to keep the interface simple and user-friendly. </w:t>
-      </w:r>
-    </w:p>
-    <w:p>
-      <w:pPr>
-        <w:rPr>
-          <w:rFonts w:ascii="Abadi" w:hAnsi="Abadi" w:cs="Calibri"/>
-          <w:b/>
-          <w:bCs/>
-        </w:rPr>
-      </w:pPr>
-      <w:r>
-        <w:rPr>
-          <w:rFonts w:ascii="Abadi" w:hAnsi="Abadi" w:cs="Calibri"/>
-          <w:b/>
-          <w:bCs/>
-        </w:rPr>
-        <w:t>Retrospective</w:t>
-      </w:r>
-    </w:p>
-    <w:p>
-      <w:pPr>
-        <w:rPr>
-          <w:rFonts w:ascii="Abadi" w:hAnsi="Abadi" w:cs="Calibri"/>
-        </w:rPr>
-      </w:pPr>
-      <w:r>
-        <w:rPr>
-          <w:rFonts w:ascii="Abadi" w:hAnsi="Abadi" w:cs="Calibri"/>
-        </w:rPr>
-        <w:t>The first UI designs gave the team a better understanding of how the application should look and function.</w:t>
-      </w:r>
-    </w:p>
-    <w:p>
-      <w:pPr>
-        <w:rPr>
-          <w:rFonts w:ascii="Abadi" w:hAnsi="Abadi" w:cs="Calibri"/>
-        </w:rPr>
-      </w:pPr>
-      <w:r>
-        <w:rPr>
-          <w:rFonts w:ascii="Abadi" w:hAnsi="Abadi" w:cs="Calibri"/>
-          <w:b/>
-          <w:bCs/>
-        </w:rPr>
-        <w:t>Adjustment</w:t>
-      </w:r>
-      <w:r>
-        <w:rPr>
-          <w:rFonts w:ascii="Abadi" w:hAnsi="Abadi" w:cs="Calibri"/>
-          <w:b/>
-          <w:bCs/>
-        </w:rPr>
-        <w:br/>
-      </w:r>
-      <w:r>
-        <w:rPr>
-          <w:rFonts w:ascii="Abadi" w:hAnsi="Abadi" w:cs="Calibri"/>
-        </w:rPr>
-        <w:t>Continue refining the interface before moving into development to avoid unnecessary design changes.</w:t>
-      </w:r>
-    </w:p>
-    <w:p>
-      <w:pPr>
-        <w:rPr>
-          <w:rFonts w:ascii="Abadi" w:hAnsi="Abadi" w:cs="Calibri"/>
-          <w:b/>
-          <w:bCs/>
-          <w:color w:val="156082" w:themeColor="accent1"/>
-        </w:rPr>
-      </w:pPr>
-      <w:r>
-        <w:rPr>
-          <w:rFonts w:ascii="Abadi" w:hAnsi="Abadi" w:cs="Calibri"/>
-          <w:b/>
-          <w:bCs/>
-          <w:color w:val="156082" w:themeColor="accent1"/>
-        </w:rPr>
-        <w:t>15 July 2026</w:t>
-      </w:r>
-    </w:p>
-    <w:p>
-      <w:pPr>
-        <w:rPr>
-          <w:rFonts w:ascii="Abadi" w:hAnsi="Abadi" w:cs="Calibri"/>
-          <w:b/>
-          <w:bCs/>
-        </w:rPr>
-      </w:pPr>
-      <w:r>
-        <w:rPr>
-          <w:rFonts w:ascii="Abadi" w:hAnsi="Abadi" w:cs="Calibri"/>
-          <w:b/>
-          <w:bCs/>
-        </w:rPr>
-        <w:t>15-Minute Daily Stand-up</w:t>
-      </w:r>
-    </w:p>
-    <w:p>
-      <w:pPr>
-        <w:rPr>
-          <w:rFonts w:ascii="Abadi" w:hAnsi="Abadi" w:cs="Calibri"/>
-          <w:b/>
-          <w:bCs/>
-        </w:rPr>
-      </w:pPr>
-      <w:r>
-        <w:rPr>
-          <w:rFonts w:ascii="Abadi" w:hAnsi="Abadi" w:cs="Calibri"/>
-          <w:b/>
-          <w:bCs/>
-        </w:rPr>
-        <w:t>1. What did I complete since the last stand-up?</w:t>
-      </w:r>
-    </w:p>
-    <w:p>
-      <w:pPr>
-        <w:numPr>
-          <w:ilvl w:val="0"/>
-          <w:numId w:val="4"/>
-        </w:numPr>
-        <w:rPr>
-          <w:rFonts w:ascii="Abadi" w:hAnsi="Abadi" w:cs="Calibri"/>
-        </w:rPr>
-      </w:pPr>
-      <w:r>
-        <w:rPr>
-          <w:rFonts w:ascii="Abadi" w:hAnsi="Abadi" w:cs="Calibri"/>
-        </w:rPr>
-        <w:t xml:space="preserve">Helped improve the Figma prototype by updating screen layouts. </w:t>
-      </w:r>
-    </w:p>
-    <w:p>
-      <w:pPr>
-        <w:numPr>
-          <w:ilvl w:val="0"/>
-          <w:numId w:val="4"/>
-        </w:numPr>
-        <w:rPr>
-          <w:rFonts w:ascii="Abadi" w:hAnsi="Abadi" w:cs="Calibri"/>
-        </w:rPr>
-      </w:pPr>
-      <w:r>
-        <w:rPr>
-          <w:rFonts w:ascii="Abadi" w:hAnsi="Abadi" w:cs="Calibri"/>
-        </w:rPr>
-        <w:t xml:space="preserve">Worked with the team to make the navigation between pages more intuitive. </w:t>
-      </w:r>
-    </w:p>
-    <w:p>
-      <w:pPr>
-        <w:numPr>
-          <w:ilvl w:val="0"/>
-          <w:numId w:val="4"/>
-        </w:numPr>
-        <w:rPr>
-          <w:rFonts w:ascii="Abadi" w:hAnsi="Abadi" w:cs="Calibri"/>
-        </w:rPr>
-      </w:pPr>
-      <w:r>
-        <w:rPr>
-          <w:rFonts w:ascii="Abadi" w:hAnsi="Abadi" w:cs="Calibri"/>
-        </w:rPr>
-        <w:t xml:space="preserve">Reviewed the planned features to ensure they matched the interface. </w:t>
-      </w:r>
-    </w:p>
-    <w:p>
-      <w:pPr>
-        <w:rPr>
-          <w:rFonts w:ascii="Abadi" w:hAnsi="Abadi" w:cs="Calibri"/>
-          <w:b/>
-          <w:bCs/>
-        </w:rPr>
-      </w:pPr>
-      <w:r>
-        <w:rPr>
-          <w:rFonts w:ascii="Abadi" w:hAnsi="Abadi" w:cs="Calibri"/>
-          <w:b/>
-          <w:bCs/>
-        </w:rPr>
-        <w:t>2. What am I planning to complete between now and the next stand-up?</w:t>
-      </w:r>
-    </w:p>
-    <w:p>
-      <w:pPr>
-        <w:numPr>
-          <w:ilvl w:val="0"/>
-          <w:numId w:val="5"/>
-        </w:numPr>
-        <w:rPr>
-          <w:rFonts w:ascii="Abadi" w:hAnsi="Abadi" w:cs="Calibri"/>
-        </w:rPr>
-      </w:pPr>
-      <w:r>
-        <w:rPr>
-          <w:rFonts w:ascii="Abadi" w:hAnsi="Abadi" w:cs="Calibri"/>
-        </w:rPr>
-        <w:t xml:space="preserve">Finish the remaining application screens. </w:t>
-      </w:r>
-    </w:p>
-    <w:p>
-      <w:pPr>
-        <w:numPr>
-          <w:ilvl w:val="0"/>
-          <w:numId w:val="5"/>
-        </w:numPr>
-        <w:rPr>
-          <w:rFonts w:ascii="Abadi" w:hAnsi="Abadi" w:cs="Calibri"/>
-        </w:rPr>
-      </w:pPr>
-      <w:r>
-        <w:rPr>
-          <w:rFonts w:ascii="Abadi" w:hAnsi="Abadi" w:cs="Calibri"/>
-        </w:rPr>
-        <w:t xml:space="preserve">Ensure the UI design is consistent across all pages. </w:t>
-      </w:r>
-    </w:p>
-    <w:p>
-      <w:pPr>
-        <w:numPr>
-          <w:ilvl w:val="0"/>
-          <w:numId w:val="5"/>
-        </w:numPr>
-        <w:rPr>
-          <w:rFonts w:ascii="Abadi" w:hAnsi="Abadi" w:cs="Calibri"/>
-        </w:rPr>
-      </w:pPr>
-      <w:r>
-        <w:rPr>
-          <w:rFonts w:ascii="Abadi" w:hAnsi="Abadi" w:cs="Calibri"/>
-        </w:rPr>
-        <w:t xml:space="preserve">Continue supporting the team with design decisions. </w:t>
-      </w:r>
-    </w:p>
-    <w:p>
-      <w:pPr>
-        <w:rPr>
-          <w:rFonts w:ascii="Abadi" w:hAnsi="Abadi" w:cs="Calibri"/>
-          <w:b/>
-          <w:bCs/>
-        </w:rPr>
-      </w:pPr>
-      <w:r>
-        <w:rPr>
-          <w:rFonts w:ascii="Abadi" w:hAnsi="Abadi" w:cs="Calibri"/>
-          <w:b/>
-          <w:bCs/>
-        </w:rPr>
-        <w:t>3. What are my impediments (or risks or problems)?</w:t>
-      </w:r>
-    </w:p>
-    <w:p>
-      <w:pPr>
-        <w:numPr>
-          <w:ilvl w:val="0"/>
-          <w:numId w:val="6"/>
-        </w:numPr>
-        <w:rPr>
-          <w:rFonts w:ascii="Abadi" w:hAnsi="Abadi" w:cs="Calibri"/>
-        </w:rPr>
-      </w:pPr>
-      <w:r>
-        <w:rPr>
-          <w:rFonts w:ascii="Abadi" w:hAnsi="Abadi" w:cs="Calibri"/>
-        </w:rPr>
-        <w:t xml:space="preserve">Deciding on the placement of certain features while keeping the interface uncluttered. </w:t>
-      </w:r>
-    </w:p>
-    <w:p>
-      <w:pPr>
-        <w:rPr>
-          <w:rFonts w:ascii="Abadi" w:hAnsi="Abadi" w:cs="Calibri"/>
-          <w:b/>
-          <w:bCs/>
-        </w:rPr>
-      </w:pPr>
-      <w:r>
-        <w:rPr>
-          <w:rFonts w:ascii="Abadi" w:hAnsi="Abadi" w:cs="Calibri"/>
-          <w:b/>
-          <w:bCs/>
-        </w:rPr>
-        <w:lastRenderedPageBreak/>
-        <w:t>Retrospective</w:t>
-      </w:r>
-    </w:p>
-    <w:p>
-      <w:pPr>
-        <w:rPr>
-          <w:rFonts w:ascii="Abadi" w:hAnsi="Abadi" w:cs="Calibri"/>
-        </w:rPr>
-      </w:pPr>
-      <w:r>
-        <w:rPr>
-          <w:rFonts w:ascii="Abadi" w:hAnsi="Abadi" w:cs="Calibri"/>
-        </w:rPr>
-        <w:t>The application design is becoming more consistent, making it easier to visualize how users will interact with DealNest.</w:t>
-      </w:r>
-    </w:p>
-    <w:p>
-      <w:pPr>
-        <w:rPr>
-          <w:rFonts w:ascii="Abadi" w:hAnsi="Abadi" w:cs="Calibri"/>
-          <w:b/>
-          <w:bCs/>
-        </w:rPr>
-      </w:pPr>
-      <w:r>
-        <w:rPr>
-          <w:rFonts w:ascii="Abadi" w:hAnsi="Abadi" w:cs="Calibri"/>
-          <w:b/>
-          <w:bCs/>
-        </w:rPr>
-        <w:t>Adjustment</w:t>
-      </w:r>
-      <w:r>
-        <w:rPr>
-          <w:rFonts w:ascii="Abadi" w:hAnsi="Abadi" w:cs="Calibri"/>
-          <w:b/>
-          <w:bCs/>
-        </w:rPr>
-        <w:br/>
-      </w:r>
-      <w:r>
-        <w:rPr>
-          <w:rFonts w:ascii="Abadi" w:hAnsi="Abadi" w:cs="Calibri"/>
-        </w:rPr>
-        <w:t>Maintain a consistent colour scheme and layout throughout the application.</w:t>
-      </w:r>
-    </w:p>
-    <w:p>
-      <w:pPr>
-        <w:rPr>
-          <w:rFonts w:ascii="Abadi" w:hAnsi="Abadi" w:cs="Calibri"/>
-          <w:b/>
-          <w:bCs/>
-          <w:color w:val="156082" w:themeColor="accent1"/>
-        </w:rPr>
-      </w:pPr>
-      <w:r>
-        <w:rPr>
-          <w:rFonts w:ascii="Abadi" w:hAnsi="Abadi" w:cs="Calibri"/>
-          <w:b/>
-          <w:bCs/>
-          <w:color w:val="156082" w:themeColor="accent1"/>
-        </w:rPr>
-        <w:t>16 July 2026</w:t>
-      </w:r>
-    </w:p>
-    <w:p>
-      <w:pPr>
-        <w:rPr>
-          <w:rFonts w:ascii="Abadi" w:hAnsi="Abadi" w:cs="Calibri"/>
-          <w:b/>
-          <w:bCs/>
-        </w:rPr>
-      </w:pPr>
-      <w:r>
-        <w:rPr>
-          <w:rFonts w:ascii="Abadi" w:hAnsi="Abadi" w:cs="Calibri"/>
-          <w:b/>
-          <w:bCs/>
-        </w:rPr>
-        <w:t>15-Minute Daily Stand-up</w:t>
-      </w:r>
-    </w:p>
-    <w:p>
-      <w:pPr>
-        <w:rPr>
-          <w:rFonts w:ascii="Abadi" w:hAnsi="Abadi" w:cs="Calibri"/>
-          <w:b/>
-          <w:bCs/>
-        </w:rPr>
-      </w:pPr>
-      <w:r>
-        <w:rPr>
-          <w:rFonts w:ascii="Abadi" w:hAnsi="Abadi" w:cs="Calibri"/>
-          <w:b/>
-          <w:bCs/>
-        </w:rPr>
-        <w:t>1. What did I complete since the last stand-up?</w:t>
-      </w:r>
-    </w:p>
-    <w:p>
-      <w:pPr>
-        <w:numPr>
-          <w:ilvl w:val="0"/>
-          <w:numId w:val="7"/>
-        </w:numPr>
-        <w:rPr>
-          <w:rFonts w:ascii="Abadi" w:hAnsi="Abadi" w:cs="Calibri"/>
-        </w:rPr>
-      </w:pPr>
-      <w:r>
-        <w:rPr>
-          <w:rFonts w:ascii="Abadi" w:hAnsi="Abadi" w:cs="Calibri"/>
-        </w:rPr>
-        <w:t xml:space="preserve">Assisted in refining the Figma prototype. </w:t>
-      </w:r>
-    </w:p>
-    <w:p>
-      <w:pPr>
-        <w:numPr>
-          <w:ilvl w:val="0"/>
-          <w:numId w:val="7"/>
-        </w:numPr>
-        <w:rPr>
-          <w:rFonts w:ascii="Abadi" w:hAnsi="Abadi" w:cs="Calibri"/>
-        </w:rPr>
-      </w:pPr>
-      <w:r>
-        <w:rPr>
-          <w:rFonts w:ascii="Abadi" w:hAnsi="Abadi" w:cs="Calibri"/>
-        </w:rPr>
-        <w:t xml:space="preserve">Reviewed the application's user flow from the home page to viewing promotions. </w:t>
-      </w:r>
-    </w:p>
-    <w:p>
-      <w:pPr>
-        <w:numPr>
-          <w:ilvl w:val="0"/>
-          <w:numId w:val="7"/>
-        </w:numPr>
-        <w:rPr>
-          <w:rFonts w:ascii="Abadi" w:hAnsi="Abadi" w:cs="Calibri"/>
-        </w:rPr>
-      </w:pPr>
-      <w:r>
-        <w:rPr>
-          <w:rFonts w:ascii="Abadi" w:hAnsi="Abadi" w:cs="Calibri"/>
-        </w:rPr>
-        <w:t xml:space="preserve">Participated in discussions about how the interface should support the planned features. </w:t>
-      </w:r>
-    </w:p>
-    <w:p>
-      <w:pPr>
-        <w:rPr>
-          <w:rFonts w:ascii="Abadi" w:hAnsi="Abadi" w:cs="Calibri"/>
-          <w:b/>
-          <w:bCs/>
-        </w:rPr>
-      </w:pPr>
-      <w:r>
-        <w:rPr>
-          <w:rFonts w:ascii="Abadi" w:hAnsi="Abadi" w:cs="Calibri"/>
-          <w:b/>
-          <w:bCs/>
-        </w:rPr>
-        <w:t>2. What am I planning to complete between now and the next stand-up?</w:t>
-      </w:r>
-    </w:p>
-    <w:p>
-      <w:pPr>
-        <w:numPr>
-          <w:ilvl w:val="0"/>
-          <w:numId w:val="8"/>
-        </w:numPr>
-        <w:rPr>
-          <w:rFonts w:ascii="Abadi" w:hAnsi="Abadi" w:cs="Calibri"/>
-        </w:rPr>
-      </w:pPr>
-      <w:r>
-        <w:rPr>
-          <w:rFonts w:ascii="Abadi" w:hAnsi="Abadi" w:cs="Calibri"/>
-        </w:rPr>
-        <w:t xml:space="preserve">Finalize the remaining UI screens. </w:t>
-      </w:r>
-    </w:p>
-    <w:p>
-      <w:pPr>
-        <w:numPr>
-          <w:ilvl w:val="0"/>
-          <w:numId w:val="8"/>
-        </w:numPr>
-        <w:rPr>
-          <w:rFonts w:ascii="Abadi" w:hAnsi="Abadi" w:cs="Calibri"/>
-        </w:rPr>
-      </w:pPr>
-      <w:r>
-        <w:rPr>
-          <w:rFonts w:ascii="Abadi" w:hAnsi="Abadi" w:cs="Calibri"/>
-        </w:rPr>
-        <w:t xml:space="preserve">Make small improvements to spacing, icons and navigation. </w:t>
-      </w:r>
-    </w:p>
-    <w:p>
-      <w:pPr>
-        <w:numPr>
-          <w:ilvl w:val="0"/>
-          <w:numId w:val="8"/>
-        </w:numPr>
-        <w:rPr>
-          <w:rFonts w:ascii="Abadi" w:hAnsi="Abadi" w:cs="Calibri"/>
-        </w:rPr>
-      </w:pPr>
-      <w:r>
-        <w:rPr>
-          <w:rFonts w:ascii="Abadi" w:hAnsi="Abadi" w:cs="Calibri"/>
-        </w:rPr>
-        <w:t xml:space="preserve">Help prepare the design for implementation. </w:t>
-      </w:r>
-    </w:p>
-    <w:p>
-      <w:pPr>
-        <w:rPr>
-          <w:rFonts w:ascii="Abadi" w:hAnsi="Abadi" w:cs="Calibri"/>
-          <w:b/>
-          <w:bCs/>
-        </w:rPr>
-      </w:pPr>
-      <w:r>
-        <w:rPr>
-          <w:rFonts w:ascii="Abadi" w:hAnsi="Abadi" w:cs="Calibri"/>
-          <w:b/>
-          <w:bCs/>
-        </w:rPr>
-        <w:t>3. What are my impediments (or risks or problems)?</w:t>
-      </w:r>
-    </w:p>
-    <w:p>
-      <w:pPr>
-        <w:numPr>
-          <w:ilvl w:val="0"/>
-          <w:numId w:val="9"/>
-        </w:numPr>
-        <w:rPr>
-          <w:rFonts w:ascii="Abadi" w:hAnsi="Abadi" w:cs="Calibri"/>
-        </w:rPr>
-      </w:pPr>
-      <w:r>
-        <w:rPr>
-          <w:rFonts w:ascii="Abadi" w:hAnsi="Abadi" w:cs="Calibri"/>
-        </w:rPr>
-        <w:t xml:space="preserve">Making sure all screens follow the same design style and provide a smooth user experience. </w:t>
-      </w:r>
-    </w:p>
-    <w:p>
-      <w:pPr>
-        <w:rPr>
-          <w:rFonts w:ascii="Abadi" w:hAnsi="Abadi" w:cs="Calibri"/>
-          <w:b/>
-          <w:bCs/>
-        </w:rPr>
-      </w:pPr>
-      <w:r>
-        <w:rPr>
-          <w:rFonts w:ascii="Abadi" w:hAnsi="Abadi" w:cs="Calibri"/>
-          <w:b/>
-          <w:bCs/>
-        </w:rPr>
-        <w:t>Retrospective</w:t>
-      </w:r>
-    </w:p>
-    <w:p>
-      <w:pPr>
-        <w:rPr>
-          <w:rFonts w:ascii="Abadi" w:hAnsi="Abadi" w:cs="Calibri"/>
-        </w:rPr>
-      </w:pPr>
-      <w:r>
-        <w:rPr>
-          <w:rFonts w:ascii="Abadi" w:hAnsi="Abadi" w:cs="Calibri"/>
-        </w:rPr>
-        <w:t>Reviewing the user flow helped identify small improvements that will make the application easier to use.</w:t>
-      </w:r>
-    </w:p>
-    <w:p>
-      <w:pPr>
-        <w:rPr>
-          <w:rFonts w:ascii="Abadi" w:hAnsi="Abadi" w:cs="Calibri"/>
-          <w:b/>
-          <w:bCs/>
-        </w:rPr>
-      </w:pPr>
-      <w:r>
-        <w:rPr>
-          <w:rFonts w:ascii="Abadi" w:hAnsi="Abadi" w:cs="Calibri"/>
-          <w:b/>
-          <w:bCs/>
-        </w:rPr>
-        <w:t>Adjustment</w:t>
-      </w:r>
-      <w:r>
-        <w:rPr>
-          <w:rFonts w:ascii="Abadi" w:hAnsi="Abadi" w:cs="Calibri"/>
-          <w:b/>
-          <w:bCs/>
-        </w:rPr>
-        <w:br/>
-      </w:r>
-      <w:r>
-        <w:rPr>
-          <w:rFonts w:ascii="Abadi" w:hAnsi="Abadi"/>
-        </w:rPr>
-        <w:t>Focus on keeping the interface clean and consistent before development begins.</w:t>
-      </w:r>
-    </w:p>
-    <w:p>
-      <w:pPr>
-        <w:rPr>
-          <w:rFonts w:ascii="Abadi" w:hAnsi="Abadi" w:cs="Calibri"/>
-          <w:b/>
-          <w:bCs/>
-          <w:color w:val="156082" w:themeColor="accent1"/>
-        </w:rPr>
-      </w:pPr>
-      <w:r>
-        <w:rPr>
-          <w:rFonts w:ascii="Abadi" w:hAnsi="Abadi" w:cs="Calibri"/>
-          <w:b/>
-          <w:bCs/>
-          <w:color w:val="156082" w:themeColor="accent1"/>
-        </w:rPr>
-        <w:t>17 July 2026</w:t>
-      </w:r>
-    </w:p>
-    <w:p>
-      <w:pPr>
-        <w:rPr>
-          <w:rFonts w:ascii="Abadi" w:hAnsi="Abadi" w:cs="Calibri"/>
-          <w:b/>
-          <w:bCs/>
-        </w:rPr>
-      </w:pPr>
-      <w:r>
-        <w:rPr>
-          <w:rFonts w:ascii="Abadi" w:hAnsi="Abadi" w:cs="Calibri"/>
-          <w:b/>
-          <w:bCs/>
-        </w:rPr>
-        <w:t>15-Minute Daily Stand-up</w:t>
-      </w:r>
-    </w:p>
-    <w:p>
-      <w:pPr>
-        <w:rPr>
-          <w:rFonts w:ascii="Abadi" w:hAnsi="Abadi" w:cs="Calibri"/>
-          <w:b/>
-          <w:bCs/>
-        </w:rPr>
-      </w:pPr>
-      <w:r>
-        <w:rPr>
-          <w:rFonts w:ascii="Abadi" w:hAnsi="Abadi" w:cs="Calibri"/>
-          <w:b/>
-          <w:bCs/>
-        </w:rPr>
-        <w:t>1. What did I complete since the last stand-up?</w:t>
-      </w:r>
-    </w:p>
-    <w:p>
-      <w:pPr>
-        <w:numPr>
-          <w:ilvl w:val="0"/>
-          <w:numId w:val="10"/>
-        </w:numPr>
-        <w:rPr>
-          <w:rFonts w:ascii="Abadi" w:hAnsi="Abadi" w:cs="Calibri"/>
-        </w:rPr>
-      </w:pPr>
-      <w:r>
-        <w:rPr>
-          <w:rFonts w:ascii="Abadi" w:hAnsi="Abadi" w:cs="Calibri"/>
-        </w:rPr>
-        <w:t xml:space="preserve">Helped finalize the Figma UI design for the main application screens. </w:t>
-      </w:r>
-    </w:p>
-    <w:p>
-      <w:pPr>
-        <w:numPr>
-          <w:ilvl w:val="0"/>
-          <w:numId w:val="10"/>
-        </w:numPr>
-        <w:rPr>
-          <w:rFonts w:ascii="Abadi" w:hAnsi="Abadi" w:cs="Calibri"/>
-        </w:rPr>
-      </w:pPr>
-      <w:r>
-        <w:rPr>
-          <w:rFonts w:ascii="Abadi" w:hAnsi="Abadi" w:cs="Calibri"/>
-        </w:rPr>
-        <w:t xml:space="preserve">Reviewed the overall user journey with the team. </w:t>
-      </w:r>
-    </w:p>
-    <w:p>
-      <w:pPr>
-        <w:numPr>
-          <w:ilvl w:val="0"/>
-          <w:numId w:val="10"/>
-        </w:numPr>
-        <w:rPr>
-          <w:rFonts w:ascii="Abadi" w:hAnsi="Abadi" w:cs="Calibri"/>
-        </w:rPr>
-      </w:pPr>
-      <w:r>
-        <w:rPr>
-          <w:rFonts w:ascii="Abadi" w:hAnsi="Abadi" w:cs="Calibri"/>
-        </w:rPr>
-        <w:t xml:space="preserve">Made minor design improvements based on team discussions. </w:t>
-      </w:r>
-    </w:p>
-    <w:p>
-      <w:pPr>
-        <w:rPr>
-          <w:rFonts w:ascii="Abadi" w:hAnsi="Abadi" w:cs="Calibri"/>
-          <w:b/>
-          <w:bCs/>
-        </w:rPr>
-      </w:pPr>
-      <w:r>
-        <w:rPr>
-          <w:rFonts w:ascii="Abadi" w:hAnsi="Abadi" w:cs="Calibri"/>
-          <w:b/>
-          <w:bCs/>
-        </w:rPr>
-        <w:t>2. What am I planning to complete between now and the next stand-up?</w:t>
-      </w:r>
-    </w:p>
-    <w:p>
-      <w:pPr>
-        <w:numPr>
-          <w:ilvl w:val="0"/>
-          <w:numId w:val="11"/>
-        </w:numPr>
-        <w:rPr>
-          <w:rFonts w:ascii="Abadi" w:hAnsi="Abadi" w:cs="Calibri"/>
-        </w:rPr>
-      </w:pPr>
-      <w:r>
-        <w:rPr>
-          <w:rFonts w:ascii="Abadi" w:hAnsi="Abadi" w:cs="Calibri"/>
-        </w:rPr>
-        <w:t xml:space="preserve">Begin supporting the implementation of the UI during development. </w:t>
-      </w:r>
-    </w:p>
-    <w:p>
-      <w:pPr>
-        <w:numPr>
-          <w:ilvl w:val="0"/>
-          <w:numId w:val="11"/>
-        </w:numPr>
-        <w:rPr>
-          <w:rFonts w:ascii="Abadi" w:hAnsi="Abadi" w:cs="Calibri"/>
-        </w:rPr>
-      </w:pPr>
-      <w:r>
-        <w:rPr>
-          <w:rFonts w:ascii="Abadi" w:hAnsi="Abadi" w:cs="Calibri"/>
-        </w:rPr>
-        <w:t xml:space="preserve">Continue updating the design if new requirements arise. </w:t>
-      </w:r>
-    </w:p>
-    <w:p>
-      <w:pPr>
-        <w:numPr>
-          <w:ilvl w:val="0"/>
-          <w:numId w:val="11"/>
-        </w:numPr>
-        <w:rPr>
-          <w:rFonts w:ascii="Abadi" w:hAnsi="Abadi" w:cs="Calibri"/>
-        </w:rPr>
-      </w:pPr>
-      <w:r>
-        <w:rPr>
-          <w:rFonts w:ascii="Abadi" w:hAnsi="Abadi" w:cs="Calibri"/>
-        </w:rPr>
-        <w:lastRenderedPageBreak/>
-        <w:t xml:space="preserve">Assist the team wherever needed as development progresses. </w:t>
-      </w:r>
-    </w:p>
-    <w:p>
-      <w:pPr>
-        <w:rPr>
-          <w:rFonts w:ascii="Abadi" w:hAnsi="Abadi" w:cs="Calibri"/>
-          <w:b/>
-          <w:bCs/>
-        </w:rPr>
-      </w:pPr>
-      <w:r>
-        <w:rPr>
-          <w:rFonts w:ascii="Abadi" w:hAnsi="Abadi" w:cs="Calibri"/>
-          <w:b/>
-          <w:bCs/>
-        </w:rPr>
-        <w:t>3. What are my impediments (or risks or problems)?</w:t>
-      </w:r>
-    </w:p>
-    <w:p>
-      <w:pPr>
-        <w:numPr>
-          <w:ilvl w:val="0"/>
-          <w:numId w:val="12"/>
-        </w:numPr>
-        <w:rPr>
-          <w:rFonts w:ascii="Abadi" w:hAnsi="Abadi" w:cs="Calibri"/>
-        </w:rPr>
-      </w:pPr>
-      <w:r>
-        <w:rPr>
-          <w:rFonts w:ascii="Abadi" w:hAnsi="Abadi" w:cs="Calibri"/>
-        </w:rPr>
-        <w:t xml:space="preserve">Ensuring the implemented interface closely matches the approved Figma design. </w:t>
-      </w:r>
-    </w:p>
-    <w:p>
-      <w:pPr>
-        <w:rPr>
-          <w:rFonts w:ascii="Abadi" w:hAnsi="Abadi" w:cs="Calibri"/>
-          <w:b/>
-          <w:bCs/>
-        </w:rPr>
-      </w:pPr>
-      <w:r>
-        <w:rPr>
-          <w:rFonts w:ascii="Abadi" w:hAnsi="Abadi" w:cs="Calibri"/>
-          <w:b/>
-          <w:bCs/>
-        </w:rPr>
-        <w:t>Retrospective</w:t>
-      </w:r>
-    </w:p>
-    <w:p>
-      <w:pPr>
-        <w:rPr>
-          <w:rFonts w:ascii="Abadi" w:hAnsi="Abadi" w:cs="Calibri"/>
-        </w:rPr>
-      </w:pPr>
-      <w:r>
-        <w:rPr>
-          <w:rFonts w:ascii="Abadi" w:hAnsi="Abadi" w:cs="Calibri"/>
-        </w:rPr>
-        <w:t>Completing the UI design gave the team a clear visual guide for development and improved our understanding of the application's workflow.</w:t>
-      </w:r>
-    </w:p>
-    <w:p>
-      <w:pPr>
-        <w:rPr>
-          <w:rFonts w:ascii="Abadi" w:hAnsi="Abadi" w:cs="Calibri"/>
-          <w:b/>
-          <w:bCs/>
-        </w:rPr>
-      </w:pPr>
-      <w:r>
-        <w:rPr>
-          <w:rFonts w:ascii="Abadi" w:hAnsi="Abadi" w:cs="Calibri"/>
-          <w:b/>
-          <w:bCs/>
-        </w:rPr>
-        <w:t>Adjustment</w:t>
-      </w:r>
-      <w:r>
-        <w:rPr>
-          <w:rFonts w:ascii="Abadi" w:hAnsi="Abadi" w:cs="Calibri"/>
-          <w:b/>
-          <w:bCs/>
-        </w:rPr>
-        <w:br/>
-      </w:r>
-      <w:r>
-        <w:rPr>
-          <w:rFonts w:ascii="Abadi" w:hAnsi="Abadi" w:cs="Calibri"/>
-        </w:rPr>
-        <w:t>Keep the Figma prototype updated alongside development so the design and implementation remain aligned.</w:t>
+        </w:rPr>
+      </w:pPr>
+      <w:r>
+        <w:t>Keep the requirements clear and communicate any changes to the team before or during implementation.</w:t>
       </w:r>
     </w:p>
     <w:p>
@@ -3520,6 +3054,7 @@
   <w:style w:type="character" w:default="1" w:styleId="DefaultParagraphFont">
     <w:name w:val="Default Paragraph Font"/>
     <w:uiPriority w:val="1"/>
+    <w:semiHidden/>
     <w:unhideWhenUsed/>
   </w:style>
   <w:style w:type="table" w:default="1" w:styleId="TableNormal">
@@ -4152,6 +3687,27 @@
 </file>
 
 <file path=customXml/item1.xml><?xml version="1.0" encoding="utf-8"?>
+<p:properties xmlns:p="http://schemas.microsoft.com/office/2006/metadata/properties" xmlns:xsi="http://www.w3.org/2001/XMLSchema-instance" xmlns:pc="http://schemas.microsoft.com/office/infopath/2007/PartnerControls">
+  <documentManagement>
+    <TaxCatchAll xmlns="ad7b9bf4-a9c3-4aee-929f-9583f0677ab0" xsi:nil="true"/>
+    <lcf76f155ced4ddcb4097134ff3c332f xmlns="c24994f9-df2a-42e9-9aba-7df4739d2b7f">
+      <Terms xmlns="http://schemas.microsoft.com/office/infopath/2007/PartnerControls"/>
+    </lcf76f155ced4ddcb4097134ff3c332f>
+    <ReferenceId xmlns="c24994f9-df2a-42e9-9aba-7df4739d2b7f" xsi:nil="true"/>
+  </documentManagement>
+</p:properties>
+</file>
+
+<file path=customXml/item2.xml><?xml version="1.0" encoding="utf-8"?>
+<?mso-contentType ?>
+<FormTemplates xmlns="http://schemas.microsoft.com/sharepoint/v3/contenttype/forms">
+  <Display>DocumentLibraryForm</Display>
+  <Edit>DocumentLibraryForm</Edit>
+  <New>DocumentLibraryForm</New>
+</FormTemplates>
+</file>
+
+<file path=customXml/item3.xml><?xml version="1.0" encoding="utf-8"?>
 <ct:contentTypeSchema xmlns:ct="http://schemas.microsoft.com/office/2006/metadata/contentType" xmlns:ma="http://schemas.microsoft.com/office/2006/metadata/properties/metaAttributes" ct:_="" ma:_="" ma:contentTypeName="Document" ma:contentTypeID="0x01010065479903623FB64280242199B0048742" ma:contentTypeVersion="13" ma:contentTypeDescription="Create a new document." ma:contentTypeScope="" ma:versionID="2d1313eefe722532a239c72204b190f3">
   <xsd:schema xmlns:xsd="http://www.w3.org/2001/XMLSchema" xmlns:xs="http://www.w3.org/2001/XMLSchema" xmlns:p="http://schemas.microsoft.com/office/2006/metadata/properties" xmlns:ns2="c24994f9-df2a-42e9-9aba-7df4739d2b7f" xmlns:ns3="ad7b9bf4-a9c3-4aee-929f-9583f0677ab0" targetNamespace="http://schemas.microsoft.com/office/2006/metadata/properties" ma:root="true" ma:fieldsID="1af3416bdd7d274d3c2e409b8bc71513" ns2:_="" ns3:_="">
     <xsd:import namespace="c24994f9-df2a-42e9-9aba-7df4739d2b7f"/>
@@ -4358,35 +3914,40 @@
 </ct:contentTypeSchema>
 </file>
 
-<file path=customXml/item2.xml><?xml version="1.0" encoding="utf-8"?>
-<?mso-contentType ?>
-<FormTemplates xmlns="http://schemas.microsoft.com/sharepoint/v3/contenttype/forms">
-  <Display>DocumentLibraryForm</Display>
-  <Edit>DocumentLibraryForm</Edit>
-  <New>DocumentLibraryForm</New>
-</FormTemplates>
-</file>
-
-<file path=customXml/item3.xml><?xml version="1.0" encoding="utf-8"?>
-<p:properties xmlns:p="http://schemas.microsoft.com/office/2006/metadata/properties" xmlns:xsi="http://www.w3.org/2001/XMLSchema-instance" xmlns:pc="http://schemas.microsoft.com/office/infopath/2007/PartnerControls">
-  <documentManagement>
-    <TaxCatchAll xmlns="ad7b9bf4-a9c3-4aee-929f-9583f0677ab0" xsi:nil="true"/>
-    <lcf76f155ced4ddcb4097134ff3c332f xmlns="c24994f9-df2a-42e9-9aba-7df4739d2b7f">
-      <Terms xmlns="http://schemas.microsoft.com/office/infopath/2007/PartnerControls"/>
-    </lcf76f155ced4ddcb4097134ff3c332f>
-    <ReferenceId xmlns="c24994f9-df2a-42e9-9aba-7df4739d2b7f" xsi:nil="true"/>
-  </documentManagement>
-</p:properties>
-</file>
-
 <file path=customXml/itemProps1.xml><?xml version="1.0" encoding="utf-8"?>
-<ds:datastoreItem xmlns:ds="http://schemas.openxmlformats.org/officeDocument/2006/customXml" ds:itemID="{09A60A22-315B-4178-8AA1-D93B674FD3BF}"/>
+<ds:datastoreItem xmlns:ds="http://schemas.openxmlformats.org/officeDocument/2006/customXml" ds:itemID="{EEF0B125-63DB-429A-91FA-EF56A31CF30C}">
+  <ds:schemaRefs>
+    <ds:schemaRef ds:uri="http://schemas.microsoft.com/office/2006/metadata/properties"/>
+    <ds:schemaRef ds:uri="http://schemas.microsoft.com/office/infopath/2007/PartnerControls"/>
+    <ds:schemaRef ds:uri="ad7b9bf4-a9c3-4aee-929f-9583f0677ab0"/>
+    <ds:schemaRef ds:uri="c24994f9-df2a-42e9-9aba-7df4739d2b7f"/>
+  </ds:schemaRefs>
+</ds:datastoreItem>
 </file>
 
 <file path=customXml/itemProps2.xml><?xml version="1.0" encoding="utf-8"?>
-<ds:datastoreItem xmlns:ds="http://schemas.openxmlformats.org/officeDocument/2006/customXml" ds:itemID="{F4B06800-E21C-4079-90CD-796F7D7D45B9}"/>
+<ds:datastoreItem xmlns:ds="http://schemas.openxmlformats.org/officeDocument/2006/customXml" ds:itemID="{F4B06800-E21C-4079-90CD-796F7D7D45B9}">
+  <ds:schemaRefs>
+    <ds:schemaRef ds:uri="http://schemas.microsoft.com/sharepoint/v3/contenttype/forms"/>
+  </ds:schemaRefs>
+</ds:datastoreItem>
 </file>
 
 <file path=customXml/itemProps3.xml><?xml version="1.0" encoding="utf-8"?>
-<ds:datastoreItem xmlns:ds="http://schemas.openxmlformats.org/officeDocument/2006/customXml" ds:itemID="{EEF0B125-63DB-429A-91FA-EF56A31CF30C}"/>
+<ds:datastoreItem xmlns:ds="http://schemas.openxmlformats.org/officeDocument/2006/customXml" ds:itemID="{09A60A22-315B-4178-8AA1-D93B674FD3BF}">
+  <ds:schemaRefs>
+    <ds:schemaRef ds:uri="http://schemas.microsoft.com/office/2006/metadata/contentType"/>
+    <ds:schemaRef ds:uri="http://schemas.microsoft.com/office/2006/metadata/properties/metaAttributes"/>
+    <ds:schemaRef ds:uri="http://www.w3.org/2001/XMLSchema"/>
+    <ds:schemaRef ds:uri="http://schemas.microsoft.com/office/2006/metadata/properties"/>
+    <ds:schemaRef ds:uri="c24994f9-df2a-42e9-9aba-7df4739d2b7f"/>
+    <ds:schemaRef ds:uri="ad7b9bf4-a9c3-4aee-929f-9583f0677ab0"/>
+    <ds:schemaRef ds:uri="http://schemas.microsoft.com/office/2006/documentManagement/types"/>
+    <ds:schemaRef ds:uri="http://schemas.microsoft.com/office/infopath/2007/PartnerControls"/>
+    <ds:schemaRef ds:uri="http://schemas.openxmlformats.org/package/2006/metadata/core-properties"/>
+    <ds:schemaRef ds:uri="http://purl.org/dc/elements/1.1/"/>
+    <ds:schemaRef ds:uri="http://purl.org/dc/terms/"/>
+    <ds:schemaRef ds:uri="http://schemas.microsoft.com/internal/obd"/>
+  </ds:schemaRefs>
+</ds:datastoreItem>
 </file>